--- a/qmd/custom-reference.docx
+++ b/qmd/custom-reference.docx
@@ -4,8 +4,7 @@
   <w:body>
     <w:p>
       <w:pPr>
-        <w:pStyle w:val="Titel"/>
-        <w:jc w:val="left"/>
+        <w:pStyle w:val="Tabel"/>
       </w:pPr>
       <w:r>
         <w:t>Title</w:t>
@@ -186,115 +185,279 @@
       <w:r>
         <w:t>Block Text.</w:t>
       </w:r>
-    </w:p>
-    <w:p>
-      <w:pPr>
-        <w:pStyle w:val="TableCaption"/>
-        <w:rPr>
-          <w:lang w:val="nl-NL"/>
-        </w:rPr>
-      </w:pPr>
-      <w:r>
-        <w:rPr>
-          <w:lang w:val="nl-NL"/>
-        </w:rPr>
-        <w:t>Table caption.</w:t>
+      <w:r>
+        <w:t>.</w:t>
+      </w:r>
+    </w:p>
+    <w:p>
+      <w:pPr>
+        <w:pStyle w:val="ImageCaption"/>
+      </w:pPr>
+      <w:r>
+        <w:t>Image Caption</w:t>
+      </w:r>
+    </w:p>
+    <w:p>
+      <w:pPr>
+        <w:pStyle w:val="DefinitionTerm"/>
+      </w:pPr>
+      <w:r>
+        <w:t>DefinitionTerm</w:t>
+      </w:r>
+    </w:p>
+    <w:p>
+      <w:pPr>
+        <w:pStyle w:val="Definition"/>
+      </w:pPr>
+      <w:r>
+        <w:t>Definition</w:t>
+      </w:r>
+    </w:p>
+    <w:p>
+      <w:pPr>
+        <w:pStyle w:val="DefinitionTerm"/>
+      </w:pPr>
+      <w:r>
+        <w:t>DefinitionTerm</w:t>
+      </w:r>
+    </w:p>
+    <w:p>
+      <w:pPr>
+        <w:pStyle w:val="Definition"/>
+      </w:pPr>
+      <w:r>
+        <w:t>Definition</w:t>
       </w:r>
     </w:p>
     <w:tbl>
       <w:tblPr>
         <w:tblStyle w:val="Tabelraster"/>
-        <w:tblW w:w="0" w:type="auto"/>
-        <w:tblLook w:val="0620" w:firstRow="1" w:lastRow="0" w:firstColumn="0" w:lastColumn="0" w:noHBand="1" w:noVBand="1"/>
+        <w:tblW w:w="5000" w:type="pct"/>
+        <w:tblLayout w:type="fixed"/>
+        <w:tblLook w:val="04A0" w:firstRow="1" w:lastRow="0" w:firstColumn="1" w:lastColumn="0" w:noHBand="0" w:noVBand="1"/>
       </w:tblPr>
       <w:tblGrid>
-        <w:gridCol w:w="815"/>
-        <w:gridCol w:w="815"/>
+        <w:gridCol w:w="3096"/>
+        <w:gridCol w:w="3096"/>
+        <w:gridCol w:w="3096"/>
       </w:tblGrid>
       <w:tr>
+        <w:trPr>
+          <w:tblHeader/>
+        </w:trPr>
         <w:tc>
           <w:tcPr>
-            <w:tcW w:w="0" w:type="auto"/>
+            <w:tcW w:w="2640" w:type="dxa"/>
           </w:tcPr>
           <w:p>
             <w:pPr>
-              <w:pStyle w:val="Compact"/>
-              <w:rPr>
-                <w:b/>
-                <w:bCs/>
-                <w:lang w:val="nl-NL"/>
-              </w:rPr>
+              <w:pStyle w:val="Tabel"/>
             </w:pPr>
             <w:r>
-              <w:rPr>
-                <w:b/>
-                <w:bCs/>
-                <w:lang w:val="nl-NL"/>
-              </w:rPr>
-              <w:t>Table</w:t>
+              <w:t>Kinderen en jongeren</w:t>
             </w:r>
           </w:p>
         </w:tc>
         <w:tc>
           <w:tcPr>
-            <w:tcW w:w="0" w:type="auto"/>
+            <w:tcW w:w="2640" w:type="dxa"/>
           </w:tcPr>
           <w:p>
             <w:pPr>
-              <w:pStyle w:val="Compact"/>
-              <w:rPr>
-                <w:b/>
-                <w:bCs/>
-                <w:lang w:val="nl-NL"/>
-              </w:rPr>
+              <w:pStyle w:val="Tabel"/>
             </w:pPr>
             <w:r>
-              <w:rPr>
-                <w:b/>
-                <w:bCs/>
-                <w:lang w:val="nl-NL"/>
-              </w:rPr>
-              <w:t>Table</w:t>
+              <w:t>Volwassenen in het algemeen</w:t>
+            </w:r>
+          </w:p>
+        </w:tc>
+        <w:tc>
+          <w:tcPr>
+            <w:tcW w:w="2640" w:type="dxa"/>
+          </w:tcPr>
+          <w:p>
+            <w:pPr>
+              <w:pStyle w:val="Tabel"/>
+            </w:pPr>
+            <w:r>
+              <w:t>Werkenden</w:t>
             </w:r>
           </w:p>
         </w:tc>
       </w:tr>
       <w:tr>
+        <w:trPr>
+          <w:cantSplit/>
+        </w:trPr>
         <w:tc>
           <w:tcPr>
-            <w:tcW w:w="0" w:type="auto"/>
+            <w:tcW w:w="2640" w:type="dxa"/>
           </w:tcPr>
           <w:p>
             <w:pPr>
-              <w:pStyle w:val="Compact"/>
-              <w:rPr>
-                <w:lang w:val="nl-NL"/>
-              </w:rPr>
+              <w:pStyle w:val="TableCaption"/>
             </w:pPr>
             <w:r>
-              <w:rPr>
-                <w:lang w:val="nl-NL"/>
-              </w:rPr>
-              <w:t>1</w:t>
+              <w:lastRenderedPageBreak/>
+              <w:t>43% van de leerlingen bereikte in 2023 geen basisniveau (Duckworth &amp; Fraillon, 2025).</w:t>
             </w:r>
           </w:p>
         </w:tc>
         <w:tc>
           <w:tcPr>
-            <w:tcW w:w="0" w:type="auto"/>
+            <w:tcW w:w="2640" w:type="dxa"/>
           </w:tcPr>
           <w:p>
             <w:pPr>
-              <w:pStyle w:val="Compact"/>
-              <w:rPr>
-                <w:lang w:val="nl-NL"/>
-              </w:rPr>
+              <w:pStyle w:val="TableCaption"/>
             </w:pPr>
             <w:r>
-              <w:rPr>
-                <w:lang w:val="nl-NL"/>
-              </w:rPr>
-              <w:t>2</w:t>
+              <w:t>56% van de volwassenen beschikte in 2023 over digitale basisvaardigheden (European Commission, 2025a).</w:t>
+            </w:r>
+          </w:p>
+        </w:tc>
+        <w:tc>
+          <w:tcPr>
+            <w:tcW w:w="2640" w:type="dxa"/>
+          </w:tcPr>
+          <w:p>
+            <w:pPr>
+              <w:pStyle w:val="TableCaption"/>
+            </w:pPr>
+            <w:r>
+              <w:t>92% van de werknemers gebruikte in 2024-2025 digitale apparaten (Eurostat, 2025).</w:t>
+            </w:r>
+          </w:p>
+        </w:tc>
+      </w:tr>
+      <w:tr>
+        <w:trPr>
+          <w:cantSplit/>
+        </w:trPr>
+        <w:tc>
+          <w:tcPr>
+            <w:tcW w:w="2640" w:type="dxa"/>
+          </w:tcPr>
+          <w:p>
+            <w:pPr>
+              <w:pStyle w:val="TableCaption"/>
+            </w:pPr>
+            <w:r>
+              <w:t>96% van de 15-jarigen gebruikte in 2022 dagelijks sociale media (European Commission, 2025b).</w:t>
+            </w:r>
+          </w:p>
+        </w:tc>
+        <w:tc>
+          <w:tcPr>
+            <w:tcW w:w="2640" w:type="dxa"/>
+          </w:tcPr>
+          <w:p>
+            <w:pPr>
+              <w:pStyle w:val="TableCaption"/>
+            </w:pPr>
+            <w:r>
+              <w:t>70% van de volwassenen had in 2024 digitale interactie met de overheid (European Commission, 2025a).</w:t>
+            </w:r>
+          </w:p>
+        </w:tc>
+        <w:tc>
+          <w:tcPr>
+            <w:tcW w:w="2640" w:type="dxa"/>
+          </w:tcPr>
+          <w:p>
+            <w:pPr>
+              <w:pStyle w:val="TableCaption"/>
+            </w:pPr>
+            <w:r>
+              <w:t>30% van de werknemers gebruikte AI-systemen op het werk in 2024-2025 (Pouliakas et al., 2025).</w:t>
+            </w:r>
+          </w:p>
+        </w:tc>
+      </w:tr>
+      <w:tr>
+        <w:trPr>
+          <w:cantSplit/>
+        </w:trPr>
+        <w:tc>
+          <w:tcPr>
+            <w:tcW w:w="2640" w:type="dxa"/>
+          </w:tcPr>
+          <w:p>
+            <w:pPr>
+              <w:pStyle w:val="TableCaption"/>
+            </w:pPr>
+            <w:r>
+              <w:t>14%-16% was slachtoffer van cyberpesten in 2022 (European Commission, 2025b).</w:t>
+            </w:r>
+          </w:p>
+        </w:tc>
+        <w:tc>
+          <w:tcPr>
+            <w:tcW w:w="2640" w:type="dxa"/>
+          </w:tcPr>
+          <w:p>
+            <w:pPr>
+              <w:pStyle w:val="TableCaption"/>
+            </w:pPr>
+            <w:r>
+              <w:t>49% meldde in 2023 onjuiste inhoud op sociale media (European Commission, 2025a).</w:t>
+            </w:r>
+          </w:p>
+        </w:tc>
+        <w:tc>
+          <w:tcPr>
+            <w:tcW w:w="2640" w:type="dxa"/>
+          </w:tcPr>
+          <w:p>
+            <w:pPr>
+              <w:pStyle w:val="TableCaption"/>
+            </w:pPr>
+            <w:r>
+              <w:t>35% moest in 2020-2021 nieuwe technologie leren voor werk (European Commission, 2023a).</w:t>
+            </w:r>
+          </w:p>
+        </w:tc>
+      </w:tr>
+      <w:tr>
+        <w:trPr>
+          <w:cantSplit/>
+        </w:trPr>
+        <w:tc>
+          <w:tcPr>
+            <w:tcW w:w="2640" w:type="dxa"/>
+          </w:tcPr>
+          <w:p>
+            <w:pPr>
+              <w:pStyle w:val="TableCaption"/>
+            </w:pPr>
+            <w:r>
+              <w:t>9-12% rapporteerde problematisch gebruik van sociale media (European Commission, 2025b).</w:t>
+            </w:r>
+          </w:p>
+        </w:tc>
+        <w:tc>
+          <w:tcPr>
+            <w:tcW w:w="2640" w:type="dxa"/>
+          </w:tcPr>
+          <w:p>
+            <w:pPr>
+              <w:pStyle w:val="TableCaption"/>
+            </w:pPr>
+            <w:r>
+              <w:t>58% zocht in 2022 naar gezondheidsinformatie (European Commission, 2025a).</w:t>
+            </w:r>
+          </w:p>
+        </w:tc>
+        <w:tc>
+          <w:tcPr>
+            <w:tcW w:w="2640" w:type="dxa"/>
+          </w:tcPr>
+          <w:p>
+            <w:pPr>
+              <w:pStyle w:val="TableCaption"/>
+            </w:pPr>
+            <w:r>
+              <w:t>42% rapporteerde in 2024 een kloof in AI-vaardigheden (Pouliakas et al., 2025).</w:t>
             </w:r>
           </w:p>
         </w:tc>
@@ -302,73 +465,11 @@
     </w:tbl>
     <w:p>
       <w:pPr>
-        <w:pStyle w:val="ImageCaption"/>
-        <w:rPr>
-          <w:lang w:val="nl-NL"/>
-        </w:rPr>
-      </w:pPr>
-      <w:r>
-        <w:rPr>
-          <w:lang w:val="nl-NL"/>
-        </w:rPr>
-        <w:t>Image Caption</w:t>
-      </w:r>
-    </w:p>
-    <w:p>
-      <w:pPr>
-        <w:pStyle w:val="DefinitionTerm"/>
-        <w:rPr>
-          <w:lang w:val="nl-NL"/>
-        </w:rPr>
-      </w:pPr>
-      <w:r>
-        <w:rPr>
-          <w:lang w:val="nl-NL"/>
-        </w:rPr>
-        <w:t>DefinitionTerm</w:t>
-      </w:r>
-    </w:p>
-    <w:p>
-      <w:pPr>
         <w:pStyle w:val="Definition"/>
         <w:rPr>
-          <w:lang w:val="nl-NL"/>
+          <w:lang w:val="nl"/>
         </w:rPr>
       </w:pPr>
-      <w:r>
-        <w:rPr>
-          <w:lang w:val="nl-NL"/>
-        </w:rPr>
-        <w:t>Definition</w:t>
-      </w:r>
-    </w:p>
-    <w:p>
-      <w:pPr>
-        <w:pStyle w:val="DefinitionTerm"/>
-        <w:rPr>
-          <w:lang w:val="nl-NL"/>
-        </w:rPr>
-      </w:pPr>
-      <w:r>
-        <w:rPr>
-          <w:lang w:val="nl-NL"/>
-        </w:rPr>
-        <w:t>DefinitionTerm</w:t>
-      </w:r>
-    </w:p>
-    <w:p>
-      <w:pPr>
-        <w:pStyle w:val="Definition"/>
-        <w:rPr>
-          <w:lang w:val="nl-NL"/>
-        </w:rPr>
-      </w:pPr>
-      <w:r>
-        <w:rPr>
-          <w:lang w:val="nl-NL"/>
-        </w:rPr>
-        <w:t>Definition</w:t>
-      </w:r>
     </w:p>
     <w:sectPr>
       <w:footerReference w:type="default" r:id="rId8"/>
@@ -874,6 +975,7 @@
   <w:style w:type="paragraph" w:default="1" w:styleId="Standaard">
     <w:name w:val="Normal"/>
     <w:qFormat/>
+    <w:rsid w:val="005A3783"/>
   </w:style>
   <w:style w:type="paragraph" w:styleId="Kop1">
     <w:name w:val="heading 1"/>
@@ -1104,6 +1206,7 @@
   <w:style w:type="paragraph" w:styleId="Plattetekst">
     <w:name w:val="Body Text"/>
     <w:basedOn w:val="Standaard"/>
+    <w:link w:val="PlattetekstChar"/>
     <w:qFormat/>
     <w:pPr>
       <w:spacing w:before="180" w:after="180"/>
@@ -1118,10 +1221,18 @@
   <w:style w:type="paragraph" w:customStyle="1" w:styleId="Compact">
     <w:name w:val="Compact"/>
     <w:basedOn w:val="Plattetekst"/>
-    <w:qFormat/>
+    <w:link w:val="CompactChar"/>
+    <w:qFormat/>
+    <w:rsid w:val="008A0E46"/>
     <w:pPr>
       <w:spacing w:before="36" w:after="36"/>
     </w:pPr>
+    <w:rPr>
+      <w:b/>
+      <w:bCs/>
+      <w:sz w:val="22"/>
+      <w:szCs w:val="22"/>
+    </w:rPr>
   </w:style>
   <w:style w:type="paragraph" w:styleId="Titel">
     <w:name w:val="Title"/>
@@ -1407,8 +1518,22 @@
     <w:semiHidden/>
     <w:unhideWhenUsed/>
     <w:qFormat/>
+    <w:rsid w:val="005A3783"/>
+    <w:rPr>
+      <w:sz w:val="22"/>
+      <w:szCs w:val="20"/>
+      <w:lang w:val="nl-NL" w:eastAsia="nl-NL"/>
+    </w:rPr>
     <w:tblPr>
       <w:tblInd w:w="0" w:type="dxa"/>
+      <w:tblBorders>
+        <w:top w:val="single" w:sz="4" w:space="0" w:color="auto"/>
+        <w:left w:val="single" w:sz="4" w:space="0" w:color="auto"/>
+        <w:bottom w:val="single" w:sz="4" w:space="0" w:color="auto"/>
+        <w:right w:val="single" w:sz="4" w:space="0" w:color="auto"/>
+        <w:insideH w:val="single" w:sz="4" w:space="0" w:color="auto"/>
+        <w:insideV w:val="single" w:sz="4" w:space="0" w:color="auto"/>
+      </w:tblBorders>
       <w:tblCellMar>
         <w:top w:w="0" w:type="dxa"/>
         <w:left w:w="108" w:type="dxa"/>
@@ -1680,7 +1805,7 @@
   <w:style w:type="table" w:styleId="Tabelraster">
     <w:name w:val="Table Grid"/>
     <w:basedOn w:val="Standaardtabel"/>
-    <w:rsid w:val="00FB0AFE"/>
+    <w:rsid w:val="005A7EC4"/>
     <w:pPr>
       <w:spacing w:after="0"/>
     </w:pPr>
@@ -1694,6 +1819,132 @@
         <w:insideV w:val="single" w:sz="4" w:space="0" w:color="auto"/>
       </w:tblBorders>
     </w:tblPr>
+  </w:style>
+  <w:style w:type="paragraph" w:customStyle="1" w:styleId="Tabel">
+    <w:name w:val="Tabel"/>
+    <w:basedOn w:val="Definition"/>
+    <w:link w:val="TabelChar"/>
+    <w:qFormat/>
+    <w:rsid w:val="005A7EC4"/>
+    <w:pPr>
+      <w:spacing w:after="0"/>
+    </w:pPr>
+    <w:rPr>
+      <w:color w:val="000000" w:themeColor="text1"/>
+      <w:sz w:val="20"/>
+      <w:lang w:val="nl"/>
+    </w:rPr>
+  </w:style>
+  <w:style w:type="character" w:customStyle="1" w:styleId="PlattetekstChar">
+    <w:name w:val="Platte tekst Char"/>
+    <w:basedOn w:val="Standaardalinea-lettertype"/>
+    <w:link w:val="Plattetekst"/>
+    <w:rsid w:val="00C51516"/>
+  </w:style>
+  <w:style w:type="character" w:customStyle="1" w:styleId="CompactChar">
+    <w:name w:val="Compact Char"/>
+    <w:basedOn w:val="PlattetekstChar"/>
+    <w:link w:val="Compact"/>
+    <w:rsid w:val="008A0E46"/>
+    <w:rPr>
+      <w:b/>
+      <w:bCs/>
+      <w:sz w:val="22"/>
+      <w:szCs w:val="22"/>
+    </w:rPr>
+  </w:style>
+  <w:style w:type="character" w:customStyle="1" w:styleId="TabelChar">
+    <w:name w:val="Tabel Char"/>
+    <w:basedOn w:val="CompactChar"/>
+    <w:link w:val="Tabel"/>
+    <w:rsid w:val="005A7EC4"/>
+    <w:rPr>
+      <w:b w:val="0"/>
+      <w:bCs w:val="0"/>
+      <w:color w:val="000000" w:themeColor="text1"/>
+      <w:sz w:val="20"/>
+      <w:szCs w:val="22"/>
+      <w:lang w:val="nl"/>
+    </w:rPr>
+  </w:style>
+  <w:style w:type="table" w:styleId="Onopgemaaktetabel2">
+    <w:name w:val="Plain Table 2"/>
+    <w:basedOn w:val="Standaardtabel"/>
+    <w:rsid w:val="00603AF3"/>
+    <w:pPr>
+      <w:spacing w:after="0"/>
+    </w:pPr>
+    <w:tblPr>
+      <w:tblStyleRowBandSize w:val="1"/>
+      <w:tblStyleColBandSize w:val="1"/>
+      <w:tblBorders>
+        <w:top w:val="single" w:sz="4" w:space="0" w:color="7F7F7F" w:themeColor="text1" w:themeTint="80"/>
+        <w:bottom w:val="single" w:sz="4" w:space="0" w:color="7F7F7F" w:themeColor="text1" w:themeTint="80"/>
+      </w:tblBorders>
+    </w:tblPr>
+    <w:tblStylePr w:type="firstRow">
+      <w:rPr>
+        <w:b/>
+        <w:bCs/>
+      </w:rPr>
+      <w:tblPr/>
+      <w:tcPr>
+        <w:tcBorders>
+          <w:bottom w:val="single" w:sz="4" w:space="0" w:color="7F7F7F" w:themeColor="text1" w:themeTint="80"/>
+        </w:tcBorders>
+      </w:tcPr>
+    </w:tblStylePr>
+    <w:tblStylePr w:type="lastRow">
+      <w:rPr>
+        <w:b/>
+        <w:bCs/>
+      </w:rPr>
+      <w:tblPr/>
+      <w:tcPr>
+        <w:tcBorders>
+          <w:top w:val="single" w:sz="4" w:space="0" w:color="7F7F7F" w:themeColor="text1" w:themeTint="80"/>
+        </w:tcBorders>
+      </w:tcPr>
+    </w:tblStylePr>
+    <w:tblStylePr w:type="firstCol">
+      <w:rPr>
+        <w:b/>
+        <w:bCs/>
+      </w:rPr>
+    </w:tblStylePr>
+    <w:tblStylePr w:type="lastCol">
+      <w:rPr>
+        <w:b/>
+        <w:bCs/>
+      </w:rPr>
+    </w:tblStylePr>
+    <w:tblStylePr w:type="band1Vert">
+      <w:tblPr/>
+      <w:tcPr>
+        <w:tcBorders>
+          <w:left w:val="single" w:sz="4" w:space="0" w:color="7F7F7F" w:themeColor="text1" w:themeTint="80"/>
+          <w:right w:val="single" w:sz="4" w:space="0" w:color="7F7F7F" w:themeColor="text1" w:themeTint="80"/>
+        </w:tcBorders>
+      </w:tcPr>
+    </w:tblStylePr>
+    <w:tblStylePr w:type="band2Vert">
+      <w:tblPr/>
+      <w:tcPr>
+        <w:tcBorders>
+          <w:left w:val="single" w:sz="4" w:space="0" w:color="7F7F7F" w:themeColor="text1" w:themeTint="80"/>
+          <w:right w:val="single" w:sz="4" w:space="0" w:color="7F7F7F" w:themeColor="text1" w:themeTint="80"/>
+        </w:tcBorders>
+      </w:tcPr>
+    </w:tblStylePr>
+    <w:tblStylePr w:type="band1Horz">
+      <w:tblPr/>
+      <w:tcPr>
+        <w:tcBorders>
+          <w:top w:val="single" w:sz="4" w:space="0" w:color="7F7F7F" w:themeColor="text1" w:themeTint="80"/>
+          <w:bottom w:val="single" w:sz="4" w:space="0" w:color="7F7F7F" w:themeColor="text1" w:themeTint="80"/>
+        </w:tcBorders>
+      </w:tcPr>
+    </w:tblStylePr>
   </w:style>
 </w:styles>
 </file>
